--- a/eng/docx/014.content.docx
+++ b/eng/docx/014.content.docx
@@ -617,6 +617,54 @@
         <w:rPr>
           <w:lang w:val="en_US" w:bidi="en_US"/>
         </w:rPr>
+        <w:t>Mary, Martha and Lazarus</w:t>
+      </w:r>
+      <w:r>
+        <w:rPr>
+          <w:lang w:val="en_US" w:bidi="en_US"/>
+        </w:rPr>
+      </w:r>
+    </w:p>
+    <w:p>
+      <w:pPr/>
+      <w:r>
+        <w:rPr>
+          <w:lang w:val="en_US" w:bidi="en_US"/>
+        </w:rPr>
+      </w:r>
+      <w:r>
+        <w:rPr>
+          <w:lang w:val="en_US" w:bidi="en_US"/>
+        </w:rPr>
+        <w:t>Two sisters and a brother who were close friends of Jesus. They lived outside of Jerusalem in Bethany. Jesus would stay at their house. After Lazarus had been buried for four days, Jesus brought him back to life. Mary poured expensive perfume on Jesus’ head to show her deep love for him.</w:t>
+      </w:r>
+      <w:r>
+        <w:rPr>
+          <w:lang w:val="en_US" w:bidi="en_US"/>
+        </w:rPr>
+      </w:r>
+      <w:r>
+        <w:rPr>
+          <w:lang w:val="en_US" w:bidi="en_US"/>
+        </w:rPr>
+      </w:r>
+    </w:p>
+    <w:p>
+      <w:pPr/>
+      <w:r>
+        <w:rPr>
+          <w:lang w:val="en_US" w:bidi="en_US"/>
+        </w:rPr>
+      </w:r>
+    </w:p>
+    <w:p>
+      <w:pPr>
+        <w:pStyle w:val="Heading2"/>
+      </w:pPr>
+      <w:r>
+        <w:rPr>
+          <w:lang w:val="en_US" w:bidi="en_US"/>
+        </w:rPr>
         <w:t>Mary of Nazareth</w:t>
       </w:r>
       <w:r>
@@ -637,54 +685,6 @@
           <w:lang w:val="en_US" w:bidi="en_US"/>
         </w:rPr>
         <w:t>A young woman from Nazareth who served God faithfully. She had promised to marry a man named Joseph of Nazareth. She became pregnant even though she hadn’t had sex with a man. The power of the Holy Spirit made this possible. She was the human mother of Jesus the Messiah.</w:t>
-      </w:r>
-      <w:r>
-        <w:rPr>
-          <w:lang w:val="en_US" w:bidi="en_US"/>
-        </w:rPr>
-      </w:r>
-      <w:r>
-        <w:rPr>
-          <w:lang w:val="en_US" w:bidi="en_US"/>
-        </w:rPr>
-      </w:r>
-    </w:p>
-    <w:p>
-      <w:pPr/>
-      <w:r>
-        <w:rPr>
-          <w:lang w:val="en_US" w:bidi="en_US"/>
-        </w:rPr>
-      </w:r>
-    </w:p>
-    <w:p>
-      <w:pPr>
-        <w:pStyle w:val="Heading2"/>
-      </w:pPr>
-      <w:r>
-        <w:rPr>
-          <w:lang w:val="en_US" w:bidi="en_US"/>
-        </w:rPr>
-        <w:t>Mary, Martha and Lazarus</w:t>
-      </w:r>
-      <w:r>
-        <w:rPr>
-          <w:lang w:val="en_US" w:bidi="en_US"/>
-        </w:rPr>
-      </w:r>
-    </w:p>
-    <w:p>
-      <w:pPr/>
-      <w:r>
-        <w:rPr>
-          <w:lang w:val="en_US" w:bidi="en_US"/>
-        </w:rPr>
-      </w:r>
-      <w:r>
-        <w:rPr>
-          <w:lang w:val="en_US" w:bidi="en_US"/>
-        </w:rPr>
-        <w:t>Two sisters and a brother who were close friends of Jesus. They lived outside of Jerusalem in Bethany. Jesus would stay at their house. After Lazarus had been buried for four days, Jesus brought him back to life. Mary poured expensive perfume on Jesus’ head to show her deep love for him.</w:t>
       </w:r>
       <w:r>
         <w:rPr>
